--- a/EXPORTS/DOCX/published/niveau3/Dutch/UniversityMus.docx
+++ b/EXPORTS/DOCX/published/niveau3/Dutch/UniversityMus.docx
@@ -504,20 +504,14 @@
       </w:r>
       <w:r>
         <w:rPr>
+          <w:u w:val="single" w:color="0000ff"/>
           <w:rFonts w:ascii="Charis SIL Italic" w:hAnsi="Charis SIL Italic" w:eastAsia="Charis SIL Italic"/>
           <w:b w:val="0"/>
           <w:i w:val="0"/>
           <w:color w:val="000000"/>
           <w:sz w:val="24"/>
         </w:rPr>
-        <w:hyperlink r:id="rId10" w:history="1">
-          <w:r>
-            <w:rPr>
-              <w:rStyle w:val="Hyperlink"/>
-            </w:rPr>
-            <w:t xml:space="preserve">malig </w:t>
-          </w:r>
-        </w:hyperlink>
+        <w:t xml:space="preserve">malig </w:t>
       </w:r>
       <w:r>
         <w:rPr>
@@ -528,79 +522,7 @@
           <w:sz w:val="24"/>
           <w:u w:val="single"/>
         </w:rPr>
-        <w:hyperlink r:id="rId10" w:history="1">
-          <w:r>
-            <w:rPr>
-              <w:rStyle w:val="Hyperlink"/>
-            </w:rPr>
-            <w:t>Volke</w:t>
-          </w:r>
-        </w:hyperlink>
-      </w:r>
-      <w:r>
-        <w:rPr>
-          <w:rFonts w:ascii="Charis SIL Italic" w:hAnsi="Charis SIL Italic" w:eastAsia="Charis SIL Italic"/>
-          <w:b w:val="0"/>
-          <w:i w:val="0"/>
-          <w:color w:val="0000FF"/>
-          <w:sz w:val="24"/>
-          <w:u w:val="single"/>
-        </w:rPr>
-        <w:hyperlink r:id="rId10" w:history="1">
-          <w:r>
-            <w:rPr>
-              <w:rStyle w:val="Hyperlink"/>
-            </w:rPr>
-            <w:t>n</w:t>
-          </w:r>
-        </w:hyperlink>
-      </w:r>
-      <w:r>
-        <w:rPr>
-          <w:rFonts w:ascii="Charis SIL Italic" w:hAnsi="Charis SIL Italic" w:eastAsia="Charis SIL Italic"/>
-          <w:b w:val="0"/>
-          <w:i w:val="0"/>
-          <w:color w:val="0000FF"/>
-          <w:sz w:val="24"/>
-          <w:u w:val="single"/>
-        </w:rPr>
-        <w:hyperlink r:id="rId10" w:history="1">
-          <w:r>
-            <w:rPr>
-              <w:rStyle w:val="Hyperlink"/>
-            </w:rPr>
-            <w:t>kundige</w:t>
-          </w:r>
-        </w:hyperlink>
-      </w:r>
-      <w:r>
-        <w:rPr>
-          <w:rFonts w:ascii="Charis SIL Italic" w:hAnsi="Charis SIL Italic" w:eastAsia="Charis SIL Italic"/>
-          <w:b w:val="0"/>
-          <w:i w:val="0"/>
-          <w:color w:val="0000FF"/>
-          <w:sz w:val="24"/>
-          <w:u w:val="single"/>
-        </w:rPr>
-        <w:t xml:space="preserve"> </w:t>
-      </w:r>
-      <w:r>
-        <w:rPr>
-          <w:rFonts w:ascii="Charis SIL Italic" w:hAnsi="Charis SIL Italic" w:eastAsia="Charis SIL Italic"/>
-          <w:b w:val="0"/>
-          <w:i w:val="0"/>
-          <w:color w:val="0000FF"/>
-          <w:sz w:val="24"/>
-          <w:u w:val="single"/>
-        </w:rPr>
-        <w:hyperlink r:id="rId10" w:history="1">
-          <w:r>
-            <w:rPr>
-              <w:rStyle w:val="Hyperlink"/>
-            </w:rPr>
-            <w:t>M</w:t>
-          </w:r>
-        </w:hyperlink>
+        <w:t>Volkenkundige M</w:t>
       </w:r>
       <w:r>
         <w:rPr>
@@ -2272,7 +2194,7 @@
           <w:sz w:val="24"/>
           <w:u w:val="single"/>
         </w:rPr>
-        <w:hyperlink r:id="rId20" w:history="1">
+        <w:hyperlink r:id="rId17" w:history="1">
           <w:r>
             <w:rPr>
               <w:rStyle w:val="Hyperlink"/>
@@ -3882,6 +3804,7 @@
       </w:r>
       <w:r>
         <w:rPr>
+          <w:u w:val="single" w:color="0000ff"/>
           <w:rFonts w:ascii="Charis SIL Italic" w:hAnsi="Charis SIL Italic" w:eastAsia="Charis SIL Italic"/>
           <w:b w:val="0"/>
           <w:i w:val="0"/>
@@ -4150,114 +4073,13 @@
       </w:r>
       <w:r>
         <w:rPr>
-          <w:u w:val="single" w:color="0000ff"/>
           <w:rFonts w:ascii="Charis SIL Italic" w:hAnsi="Charis SIL Italic" w:eastAsia="Charis SIL Italic"/>
           <w:b w:val="0"/>
           <w:i w:val="0"/>
           <w:color w:val="000000"/>
           <w:sz w:val="24"/>
         </w:rPr>
-        <w:hyperlink r:id="rId30" w:history="1">
-          <w:r>
-            <w:rPr>
-              <w:rStyle w:val="Hyperlink"/>
-            </w:rPr>
-            <w:t>Binnen deze c</w:t>
-          </w:r>
-        </w:hyperlink>
-      </w:r>
-      <w:r>
-        <w:rPr>
-          <w:rFonts w:ascii="Charis SIL Italic" w:hAnsi="Charis SIL Italic" w:eastAsia="Charis SIL Italic"/>
-          <w:b w:val="0"/>
-          <w:i w:val="0"/>
-          <w:color w:val="000000"/>
-          <w:sz w:val="24"/>
-        </w:rPr>
-        <w:t>o</w:t>
-      </w:r>
-      <w:r>
-        <w:rPr>
-          <w:u w:val="single" w:color="0000ff"/>
-          <w:rFonts w:ascii="Charis SIL Italic" w:hAnsi="Charis SIL Italic" w:eastAsia="Charis SIL Italic"/>
-          <w:b w:val="0"/>
-          <w:i w:val="0"/>
-          <w:color w:val="000000"/>
-          <w:sz w:val="24"/>
-        </w:rPr>
-        <w:hyperlink r:id="rId31" w:history="1">
-          <w:r>
-            <w:rPr>
-              <w:rStyle w:val="Hyperlink"/>
-            </w:rPr>
-            <w:t>llecti</w:t>
-          </w:r>
-        </w:hyperlink>
-      </w:r>
-      <w:r>
-        <w:rPr>
-          <w:u w:val="single" w:color="0000ff"/>
-          <w:rFonts w:ascii="Charis SIL Italic" w:hAnsi="Charis SIL Italic" w:eastAsia="Charis SIL Italic"/>
-          <w:b w:val="0"/>
-          <w:i w:val="0"/>
-          <w:color w:val="000000"/>
-          <w:sz w:val="24"/>
-        </w:rPr>
-        <w:hyperlink r:id="rId31" w:history="1">
-          <w:r>
-            <w:rPr>
-              <w:rStyle w:val="Hyperlink"/>
-            </w:rPr>
-            <w:t xml:space="preserve">es </w:t>
-          </w:r>
-        </w:hyperlink>
-      </w:r>
-      <w:r>
-        <w:rPr>
-          <w:u w:val="single" w:color="0000ff"/>
-          <w:rFonts w:ascii="Charis SIL Italic" w:hAnsi="Charis SIL Italic" w:eastAsia="Charis SIL Italic"/>
-          <w:b w:val="0"/>
-          <w:i w:val="0"/>
-          <w:color w:val="000000"/>
-          <w:sz w:val="24"/>
-        </w:rPr>
-        <w:hyperlink r:id="rId31" w:history="1">
-          <w:r>
-            <w:rPr>
-              <w:rStyle w:val="Hyperlink"/>
-            </w:rPr>
-            <w:t>i</w:t>
-          </w:r>
-        </w:hyperlink>
-      </w:r>
-      <w:r>
-        <w:rPr>
-          <w:u w:val="single" w:color="0000ff"/>
-          <w:rFonts w:ascii="Charis SIL Italic" w:hAnsi="Charis SIL Italic" w:eastAsia="Charis SIL Italic"/>
-          <w:b w:val="0"/>
-          <w:i w:val="0"/>
-          <w:color w:val="000000"/>
-          <w:sz w:val="24"/>
-        </w:rPr>
-        <w:hyperlink r:id="rId31" w:history="1">
-          <w:r>
-            <w:rPr>
-              <w:rStyle w:val="Hyperlink"/>
-            </w:rPr>
-            <w:t xml:space="preserve">s relevant </w:t>
-          </w:r>
-        </w:hyperlink>
-      </w:r>
-      <w:r>
-        <w:rPr>
-          <w:u w:val="single" w:color="0000ff"/>
-          <w:rFonts w:ascii="Charis SIL Italic" w:hAnsi="Charis SIL Italic" w:eastAsia="Charis SIL Italic"/>
-          <w:b w:val="0"/>
-          <w:i w:val="0"/>
-          <w:color w:val="000000"/>
-          <w:sz w:val="24"/>
-        </w:rPr>
-        <w:t>m</w:t>
+        <w:t>Binnen deze collecties is relevant m</w:t>
       </w:r>
       <w:r>
         <w:rPr>
@@ -4570,18 +4392,7 @@
           <w:color w:val="000000"/>
           <w:sz w:val="24"/>
         </w:rPr>
-        <w:t>het onderzoek van fysisch antropoloog</w:t>
-      </w:r>
-      <w:r>
-        <w:rPr>
-          <w:u w:val="single" w:color="0000ff"/>
-          <w:rFonts w:ascii="Charis SIL Italic" w:hAnsi="Charis SIL Italic" w:eastAsia="Charis SIL Italic"/>
-          <w:b w:val="0"/>
-          <w:i w:val="0"/>
-          <w:color w:val="000000"/>
-          <w:sz w:val="24"/>
-        </w:rPr>
-        <w:t xml:space="preserve"> </w:t>
+        <w:t xml:space="preserve">het onderzoek van fysisch antropoloog </w:t>
       </w:r>
       <w:r>
         <w:rPr>
@@ -4753,7 +4564,97 @@
           <w:color w:val="000000"/>
           <w:sz w:val="24"/>
         </w:rPr>
-        <w:t>verschillende inwoners van het Indonesische eiland Nias. De volled</w:t>
+        <w:t>verschillende inwoners van het Indones</w:t>
+      </w:r>
+      <w:r>
+        <w:rPr>
+          <w:u w:val="single" w:color="0000ff"/>
+          <w:rFonts w:ascii="Charis SIL Italic" w:hAnsi="Charis SIL Italic" w:eastAsia="Charis SIL Italic"/>
+          <w:b w:val="0"/>
+          <w:i w:val="0"/>
+          <w:color w:val="000000"/>
+          <w:sz w:val="24"/>
+        </w:rPr>
+        <w:hyperlink r:id="rId36" w:history="1">
+          <w:r>
+            <w:rPr>
+              <w:rStyle w:val="Hyperlink"/>
+            </w:rPr>
+            <w:t>ische eila</w:t>
+          </w:r>
+        </w:hyperlink>
+      </w:r>
+      <w:r>
+        <w:rPr>
+          <w:u w:val="single" w:color="0000ff"/>
+          <w:rFonts w:ascii="Charis SIL Italic" w:hAnsi="Charis SIL Italic" w:eastAsia="Charis SIL Italic"/>
+          <w:b w:val="0"/>
+          <w:i w:val="0"/>
+          <w:color w:val="000000"/>
+          <w:sz w:val="24"/>
+        </w:rPr>
+        <w:hyperlink r:id="rId36" w:history="1">
+          <w:r>
+            <w:rPr>
+              <w:rStyle w:val="Hyperlink"/>
+            </w:rPr>
+            <w:t>nd Nia</w:t>
+          </w:r>
+        </w:hyperlink>
+      </w:r>
+      <w:r>
+        <w:rPr>
+          <w:u w:val="single" w:color="0000ff"/>
+          <w:rFonts w:ascii="Charis SIL Italic" w:hAnsi="Charis SIL Italic" w:eastAsia="Charis SIL Italic"/>
+          <w:b w:val="0"/>
+          <w:i w:val="0"/>
+          <w:color w:val="000000"/>
+          <w:sz w:val="24"/>
+        </w:rPr>
+        <w:hyperlink r:id="rId36" w:history="1">
+          <w:r>
+            <w:rPr>
+              <w:rStyle w:val="Hyperlink"/>
+            </w:rPr>
+            <w:t>s. De vol</w:t>
+          </w:r>
+        </w:hyperlink>
+      </w:r>
+      <w:r>
+        <w:rPr>
+          <w:u w:val="single" w:color="0000ff"/>
+          <w:rFonts w:ascii="Charis SIL Italic" w:hAnsi="Charis SIL Italic" w:eastAsia="Charis SIL Italic"/>
+          <w:b w:val="0"/>
+          <w:i w:val="0"/>
+          <w:color w:val="000000"/>
+          <w:sz w:val="24"/>
+        </w:rPr>
+        <w:hyperlink r:id="rId36" w:history="1">
+          <w:r>
+            <w:rPr>
+              <w:rStyle w:val="Hyperlink"/>
+            </w:rPr>
+            <w:t>l</w:t>
+          </w:r>
+        </w:hyperlink>
+      </w:r>
+      <w:r>
+        <w:rPr>
+          <w:u w:val="single" w:color="0000ff"/>
+          <w:rFonts w:ascii="Charis SIL Italic" w:hAnsi="Charis SIL Italic" w:eastAsia="Charis SIL Italic"/>
+          <w:b w:val="0"/>
+          <w:i w:val="0"/>
+          <w:color w:val="000000"/>
+          <w:sz w:val="24"/>
+        </w:rPr>
+        <w:hyperlink r:id="rId36" w:history="1">
+          <w:r>
+            <w:rPr>
+              <w:rStyle w:val="Hyperlink"/>
+            </w:rPr>
+            <w:t>ed</w:t>
+          </w:r>
+        </w:hyperlink>
       </w:r>
       <w:r>
         <w:rPr>
@@ -6092,6 +5993,7 @@
           <w:i w:val="0"/>
           <w:color w:val="0000FF"/>
           <w:sz w:val="24"/>
+          <w:u w:val="single"/>
         </w:rPr>
         <w:hyperlink r:id="rId49" w:history="1">
           <w:r>

--- a/EXPORTS/DOCX/published/niveau3/Dutch/UniversityMus.docx
+++ b/EXPORTS/DOCX/published/niveau3/Dutch/UniversityMus.docx
@@ -511,7 +511,14 @@
           <w:color w:val="000000"/>
           <w:sz w:val="24"/>
         </w:rPr>
-        <w:t xml:space="preserve">malig </w:t>
+        <w:hyperlink r:id="rId10" w:history="1">
+          <w:r>
+            <w:rPr>
+              <w:rStyle w:val="Hyperlink"/>
+            </w:rPr>
+            <w:t xml:space="preserve">malig </w:t>
+          </w:r>
+        </w:hyperlink>
       </w:r>
       <w:r>
         <w:rPr>
@@ -522,7 +529,79 @@
           <w:sz w:val="24"/>
           <w:u w:val="single"/>
         </w:rPr>
-        <w:t>Volkenkundige M</w:t>
+        <w:hyperlink r:id="rId10" w:history="1">
+          <w:r>
+            <w:rPr>
+              <w:rStyle w:val="Hyperlink"/>
+            </w:rPr>
+            <w:t>Volke</w:t>
+          </w:r>
+        </w:hyperlink>
+      </w:r>
+      <w:r>
+        <w:rPr>
+          <w:rFonts w:ascii="Charis SIL Italic" w:hAnsi="Charis SIL Italic" w:eastAsia="Charis SIL Italic"/>
+          <w:b w:val="0"/>
+          <w:i w:val="0"/>
+          <w:color w:val="0000FF"/>
+          <w:sz w:val="24"/>
+          <w:u w:val="single"/>
+        </w:rPr>
+        <w:hyperlink r:id="rId10" w:history="1">
+          <w:r>
+            <w:rPr>
+              <w:rStyle w:val="Hyperlink"/>
+            </w:rPr>
+            <w:t>n</w:t>
+          </w:r>
+        </w:hyperlink>
+      </w:r>
+      <w:r>
+        <w:rPr>
+          <w:rFonts w:ascii="Charis SIL Italic" w:hAnsi="Charis SIL Italic" w:eastAsia="Charis SIL Italic"/>
+          <w:b w:val="0"/>
+          <w:i w:val="0"/>
+          <w:color w:val="0000FF"/>
+          <w:sz w:val="24"/>
+          <w:u w:val="single"/>
+        </w:rPr>
+        <w:hyperlink r:id="rId10" w:history="1">
+          <w:r>
+            <w:rPr>
+              <w:rStyle w:val="Hyperlink"/>
+            </w:rPr>
+            <w:t>kundige</w:t>
+          </w:r>
+        </w:hyperlink>
+      </w:r>
+      <w:r>
+        <w:rPr>
+          <w:rFonts w:ascii="Charis SIL Italic" w:hAnsi="Charis SIL Italic" w:eastAsia="Charis SIL Italic"/>
+          <w:b w:val="0"/>
+          <w:i w:val="0"/>
+          <w:color w:val="0000FF"/>
+          <w:sz w:val="24"/>
+          <w:u w:val="single"/>
+        </w:rPr>
+        <w:t xml:space="preserve"> </w:t>
+      </w:r>
+      <w:r>
+        <w:rPr>
+          <w:rFonts w:ascii="Charis SIL Italic" w:hAnsi="Charis SIL Italic" w:eastAsia="Charis SIL Italic"/>
+          <w:b w:val="0"/>
+          <w:i w:val="0"/>
+          <w:color w:val="0000FF"/>
+          <w:sz w:val="24"/>
+          <w:u w:val="single"/>
+        </w:rPr>
+        <w:hyperlink r:id="rId10" w:history="1">
+          <w:r>
+            <w:rPr>
+              <w:rStyle w:val="Hyperlink"/>
+            </w:rPr>
+            <w:t>M</w:t>
+          </w:r>
+        </w:hyperlink>
       </w:r>
       <w:r>
         <w:rPr>
@@ -2194,7 +2273,7 @@
           <w:sz w:val="24"/>
           <w:u w:val="single"/>
         </w:rPr>
-        <w:hyperlink r:id="rId17" w:history="1">
+        <w:hyperlink r:id="rId20" w:history="1">
           <w:r>
             <w:rPr>
               <w:rStyle w:val="Hyperlink"/>
@@ -2867,14 +2946,7 @@
           <w:color w:val="000000"/>
           <w:sz w:val="24"/>
         </w:rPr>
-        <w:hyperlink r:id="rId11" w:history="1">
-          <w:r>
-            <w:rPr>
-              <w:rStyle w:val="Hyperlink"/>
-            </w:rPr>
-            <w:t xml:space="preserve">2003 vormde </w:t>
-          </w:r>
-        </w:hyperlink>
+        <w:t xml:space="preserve">2003 vormde </w:t>
       </w:r>
       <w:r>
         <w:rPr>
@@ -3773,16 +3845,8 @@
           <w:i w:val="0"/>
           <w:color w:val="0000FF"/>
           <w:sz w:val="24"/>
-          <w:u w:val="single"/>
-        </w:rPr>
-        <w:hyperlink r:id="rId30" w:history="1">
-          <w:r>
-            <w:rPr>
-              <w:rStyle w:val="Hyperlink"/>
-            </w:rPr>
-            <w:t>han</w:t>
-          </w:r>
-        </w:hyperlink>
+        </w:rPr>
+        <w:t>han</w:t>
       </w:r>
       <w:r>
         <w:rPr>
@@ -3811,7 +3875,25 @@
           <w:color w:val="000000"/>
           <w:sz w:val="24"/>
         </w:rPr>
-        <w:t xml:space="preserve">, </w:t>
+        <w:hyperlink r:id="rId29" w:history="1">
+          <w:r>
+            <w:rPr>
+              <w:rStyle w:val="Hyperlink"/>
+            </w:rPr>
+            <w:t>,</w:t>
+          </w:r>
+        </w:hyperlink>
+      </w:r>
+      <w:r>
+        <w:rPr>
+          <w:u w:val="single" w:color="0000ff"/>
+          <w:rFonts w:ascii="Charis SIL Italic" w:hAnsi="Charis SIL Italic" w:eastAsia="Charis SIL Italic"/>
+          <w:b w:val="0"/>
+          <w:i w:val="0"/>
+          <w:color w:val="000000"/>
+          <w:sz w:val="24"/>
+        </w:rPr>
+        <w:t xml:space="preserve"> </w:t>
       </w:r>
       <w:r>
         <w:rPr>
@@ -3880,7 +3962,7 @@
           <w:sz w:val="24"/>
           <w:u w:val="single"/>
         </w:rPr>
-        <w:hyperlink r:id="rId31" w:history="1">
+        <w:hyperlink r:id="rId30" w:history="1">
           <w:r>
             <w:rPr>
               <w:rStyle w:val="Hyperlink"/>
@@ -3909,7 +3991,7 @@
           <w:sz w:val="24"/>
           <w:u w:val="single"/>
         </w:rPr>
-        <w:hyperlink r:id="rId31" w:history="1">
+        <w:hyperlink r:id="rId30" w:history="1">
           <w:r>
             <w:rPr>
               <w:rStyle w:val="Hyperlink"/>
@@ -3937,7 +4019,7 @@
           <w:sz w:val="24"/>
           <w:u w:val="single"/>
         </w:rPr>
-        <w:hyperlink r:id="rId32" w:history="1">
+        <w:hyperlink r:id="rId31" w:history="1">
           <w:r>
             <w:rPr>
               <w:rStyle w:val="Hyperlink"/>
@@ -3966,7 +4048,7 @@
           <w:sz w:val="24"/>
           <w:u w:val="single"/>
         </w:rPr>
-        <w:hyperlink r:id="rId32" w:history="1">
+        <w:hyperlink r:id="rId31" w:history="1">
           <w:r>
             <w:rPr>
               <w:rStyle w:val="Hyperlink"/>
@@ -3995,7 +4077,7 @@
           <w:sz w:val="24"/>
           <w:u w:val="single"/>
         </w:rPr>
-        <w:hyperlink r:id="rId32" w:history="1">
+        <w:hyperlink r:id="rId31" w:history="1">
           <w:r>
             <w:rPr>
               <w:rStyle w:val="Hyperlink"/>
@@ -4023,7 +4105,7 @@
           <w:sz w:val="24"/>
           <w:u w:val="single"/>
         </w:rPr>
-        <w:hyperlink r:id="rId33" w:history="1">
+        <w:hyperlink r:id="rId32" w:history="1">
           <w:r>
             <w:rPr>
               <w:rStyle w:val="Hyperlink"/>
@@ -4052,7 +4134,7 @@
           <w:sz w:val="24"/>
           <w:u w:val="single"/>
         </w:rPr>
-        <w:hyperlink r:id="rId33" w:history="1">
+        <w:hyperlink r:id="rId32" w:history="1">
           <w:r>
             <w:rPr>
               <w:rStyle w:val="Hyperlink"/>
@@ -4073,13 +4155,31 @@
       </w:r>
       <w:r>
         <w:rPr>
+          <w:u w:val="single" w:color="0000ff"/>
           <w:rFonts w:ascii="Charis SIL Italic" w:hAnsi="Charis SIL Italic" w:eastAsia="Charis SIL Italic"/>
           <w:b w:val="0"/>
           <w:i w:val="0"/>
           <w:color w:val="000000"/>
           <w:sz w:val="24"/>
         </w:rPr>
-        <w:t>Binnen deze collecties is relevant m</w:t>
+        <w:hyperlink r:id="rId33" w:history="1">
+          <w:r>
+            <w:rPr>
+              <w:rStyle w:val="Hyperlink"/>
+            </w:rPr>
+            <w:t>Binnen deze c</w:t>
+          </w:r>
+        </w:hyperlink>
+      </w:r>
+      <w:r>
+        <w:rPr>
+          <w:rFonts w:ascii="Charis SIL Italic" w:hAnsi="Charis SIL Italic" w:eastAsia="Charis SIL Italic"/>
+          <w:b w:val="0"/>
+          <w:i w:val="0"/>
+          <w:color w:val="000000"/>
+          <w:sz w:val="24"/>
+        </w:rPr>
+        <w:t>o</w:t>
       </w:r>
       <w:r>
         <w:rPr>
@@ -4090,7 +4190,89 @@
           <w:color w:val="000000"/>
           <w:sz w:val="24"/>
         </w:rPr>
-        <w:hyperlink r:id="rId31" w:history="1">
+        <w:hyperlink r:id="rId30" w:history="1">
+          <w:r>
+            <w:rPr>
+              <w:rStyle w:val="Hyperlink"/>
+            </w:rPr>
+            <w:t>llecti</w:t>
+          </w:r>
+        </w:hyperlink>
+      </w:r>
+      <w:r>
+        <w:rPr>
+          <w:u w:val="single" w:color="0000ff"/>
+          <w:rFonts w:ascii="Charis SIL Italic" w:hAnsi="Charis SIL Italic" w:eastAsia="Charis SIL Italic"/>
+          <w:b w:val="0"/>
+          <w:i w:val="0"/>
+          <w:color w:val="000000"/>
+          <w:sz w:val="24"/>
+        </w:rPr>
+        <w:hyperlink r:id="rId30" w:history="1">
+          <w:r>
+            <w:rPr>
+              <w:rStyle w:val="Hyperlink"/>
+            </w:rPr>
+            <w:t xml:space="preserve">es </w:t>
+          </w:r>
+        </w:hyperlink>
+      </w:r>
+      <w:r>
+        <w:rPr>
+          <w:u w:val="single" w:color="0000ff"/>
+          <w:rFonts w:ascii="Charis SIL Italic" w:hAnsi="Charis SIL Italic" w:eastAsia="Charis SIL Italic"/>
+          <w:b w:val="0"/>
+          <w:i w:val="0"/>
+          <w:color w:val="000000"/>
+          <w:sz w:val="24"/>
+        </w:rPr>
+        <w:hyperlink r:id="rId30" w:history="1">
+          <w:r>
+            <w:rPr>
+              <w:rStyle w:val="Hyperlink"/>
+            </w:rPr>
+            <w:t>i</w:t>
+          </w:r>
+        </w:hyperlink>
+      </w:r>
+      <w:r>
+        <w:rPr>
+          <w:u w:val="single" w:color="0000ff"/>
+          <w:rFonts w:ascii="Charis SIL Italic" w:hAnsi="Charis SIL Italic" w:eastAsia="Charis SIL Italic"/>
+          <w:b w:val="0"/>
+          <w:i w:val="0"/>
+          <w:color w:val="000000"/>
+          <w:sz w:val="24"/>
+        </w:rPr>
+        <w:hyperlink r:id="rId30" w:history="1">
+          <w:r>
+            <w:rPr>
+              <w:rStyle w:val="Hyperlink"/>
+            </w:rPr>
+            <w:t xml:space="preserve">s relevant </w:t>
+          </w:r>
+        </w:hyperlink>
+      </w:r>
+      <w:r>
+        <w:rPr>
+          <w:rFonts w:ascii="Charis SIL Italic" w:hAnsi="Charis SIL Italic" w:eastAsia="Charis SIL Italic"/>
+          <w:b w:val="0"/>
+          <w:i w:val="0"/>
+          <w:color w:val="000000"/>
+          <w:sz w:val="24"/>
+        </w:rPr>
+        <w:t>m</w:t>
+      </w:r>
+      <w:r>
+        <w:rPr>
+          <w:u w:val="single" w:color="0000ff"/>
+          <w:rFonts w:ascii="Charis SIL Italic" w:hAnsi="Charis SIL Italic" w:eastAsia="Charis SIL Italic"/>
+          <w:b w:val="0"/>
+          <w:i w:val="0"/>
+          <w:color w:val="000000"/>
+          <w:sz w:val="24"/>
+        </w:rPr>
+        <w:hyperlink r:id="rId30" w:history="1">
           <w:r>
             <w:rPr>
               <w:rStyle w:val="Hyperlink"/>
@@ -4129,7 +4311,7 @@
           <w:color w:val="000000"/>
           <w:sz w:val="24"/>
         </w:rPr>
-        <w:hyperlink r:id="rId32" w:history="1">
+        <w:hyperlink r:id="rId31" w:history="1">
           <w:r>
             <w:rPr>
               <w:rStyle w:val="Hyperlink"/>
@@ -4147,7 +4329,7 @@
           <w:color w:val="000000"/>
           <w:sz w:val="24"/>
         </w:rPr>
-        <w:hyperlink r:id="rId32" w:history="1">
+        <w:hyperlink r:id="rId31" w:history="1">
           <w:r>
             <w:rPr>
               <w:rStyle w:val="Hyperlink"/>
@@ -4165,7 +4347,7 @@
           <w:color w:val="000000"/>
           <w:sz w:val="24"/>
         </w:rPr>
-        <w:hyperlink r:id="rId32" w:history="1">
+        <w:hyperlink r:id="rId31" w:history="1">
           <w:r>
             <w:rPr>
               <w:rStyle w:val="Hyperlink"/>
@@ -4193,7 +4375,7 @@
           <w:color w:val="000000"/>
           <w:sz w:val="24"/>
         </w:rPr>
-        <w:hyperlink r:id="rId33" w:history="1">
+        <w:hyperlink r:id="rId32" w:history="1">
           <w:r>
             <w:rPr>
               <w:rStyle w:val="Hyperlink"/>
@@ -4211,7 +4393,7 @@
           <w:color w:val="000000"/>
           <w:sz w:val="24"/>
         </w:rPr>
-        <w:hyperlink r:id="rId33" w:history="1">
+        <w:hyperlink r:id="rId32" w:history="1">
           <w:r>
             <w:rPr>
               <w:rStyle w:val="Hyperlink"/>
@@ -4392,7 +4574,18 @@
           <w:color w:val="000000"/>
           <w:sz w:val="24"/>
         </w:rPr>
-        <w:t xml:space="preserve">het onderzoek van fysisch antropoloog </w:t>
+        <w:t>het onderzoek van fysisch antropoloog</w:t>
+      </w:r>
+      <w:r>
+        <w:rPr>
+          <w:u w:val="single" w:color="0000ff"/>
+          <w:rFonts w:ascii="Charis SIL Italic" w:hAnsi="Charis SIL Italic" w:eastAsia="Charis SIL Italic"/>
+          <w:b w:val="0"/>
+          <w:i w:val="0"/>
+          <w:color w:val="000000"/>
+          <w:sz w:val="24"/>
+        </w:rPr>
+        <w:t xml:space="preserve"> </w:t>
       </w:r>
       <w:r>
         <w:rPr>
@@ -5159,8 +5352,16 @@
           <w:i w:val="0"/>
           <w:color w:val="0000FF"/>
           <w:sz w:val="24"/>
-        </w:rPr>
-        <w:t xml:space="preserve">igitaal </w:t>
+          <w:u w:val="single"/>
+        </w:rPr>
+        <w:hyperlink r:id="rId42" w:history="1">
+          <w:r>
+            <w:rPr>
+              <w:rStyle w:val="Hyperlink"/>
+            </w:rPr>
+            <w:t xml:space="preserve">igitaal </w:t>
+          </w:r>
+        </w:hyperlink>
       </w:r>
       <w:r>
         <w:br/>
@@ -5815,7 +6016,36 @@
           <w:color w:val="000000"/>
           <w:sz w:val="24"/>
         </w:rPr>
-        <w:t>binnen deze archiefcollectie vind je een grote hoeveelheid archieven m</w:t>
+        <w:t>binnen deze archiefcollectie vind je een grote hoeveelheid archie</w:t>
+      </w:r>
+      <w:r>
+        <w:rPr>
+          <w:u w:val="single" w:color="0000ff"/>
+          <w:rFonts w:ascii="Charis SIL Italic" w:hAnsi="Charis SIL Italic" w:eastAsia="Charis SIL Italic"/>
+          <w:b w:val="0"/>
+          <w:i w:val="0"/>
+          <w:color w:val="000000"/>
+          <w:sz w:val="24"/>
+        </w:rPr>
+        <w:hyperlink r:id="rId47" w:history="1">
+          <w:r>
+            <w:rPr>
+              <w:rStyle w:val="Hyperlink"/>
+            </w:rPr>
+            <w:t xml:space="preserve">ven </w:t>
+          </w:r>
+        </w:hyperlink>
+      </w:r>
+      <w:r>
+        <w:rPr>
+          <w:u w:val="single" w:color="0000ff"/>
+          <w:rFonts w:ascii="Charis SIL Italic" w:hAnsi="Charis SIL Italic" w:eastAsia="Charis SIL Italic"/>
+          <w:b w:val="0"/>
+          <w:i w:val="0"/>
+          <w:color w:val="000000"/>
+          <w:sz w:val="24"/>
+        </w:rPr>
+        <w:t>m</w:t>
       </w:r>
       <w:r>
         <w:rPr>
@@ -6013,7 +6243,7 @@
           <w:sz w:val="24"/>
           <w:u w:val="single"/>
         </w:rPr>
-        <w:hyperlink r:id="rId48" w:history="1">
+        <w:hyperlink r:id="rId49" w:history="1">
           <w:r>
             <w:rPr>
               <w:rStyle w:val="Hyperlink"/>
@@ -6265,12 +6495,39 @@
             <w:rPr>
               <w:rStyle w:val="Hyperlink"/>
             </w:rPr>
-            <w:t>desbetreffende zoek</w:t>
+            <w:t>desbetreffende zoe</w:t>
           </w:r>
         </w:hyperlink>
       </w:r>
       <w:r>
         <w:rPr>
+          <w:rFonts w:ascii="Charis SIL Italic" w:hAnsi="Charis SIL Italic" w:eastAsia="Charis SIL Italic"/>
+          <w:b w:val="0"/>
+          <w:i w:val="0"/>
+          <w:color w:val="000000"/>
+          <w:sz w:val="24"/>
+        </w:rPr>
+        <w:hyperlink r:id="rId50" w:history="1">
+          <w:r>
+            <w:rPr>
+              <w:rStyle w:val="Hyperlink"/>
+            </w:rPr>
+            <w:t>k</w:t>
+          </w:r>
+        </w:hyperlink>
+      </w:r>
+      <w:r>
+        <w:rPr>
+          <w:rFonts w:ascii="Charis SIL Italic" w:hAnsi="Charis SIL Italic" w:eastAsia="Charis SIL Italic"/>
+          <w:b w:val="0"/>
+          <w:i w:val="0"/>
+          <w:color w:val="000000"/>
+          <w:sz w:val="24"/>
+        </w:rPr>
+        <w:t>h</w:t>
+      </w:r>
+      <w:r>
+        <w:rPr>
           <w:u w:val="single" w:color="0000ff"/>
           <w:rFonts w:ascii="Charis SIL Italic" w:hAnsi="Charis SIL Italic" w:eastAsia="Charis SIL Italic"/>
           <w:b w:val="0"/>
@@ -6278,17 +6535,14 @@
           <w:color w:val="000000"/>
           <w:sz w:val="24"/>
         </w:rPr>
-        <w:t>h</w:t>
-      </w:r>
-      <w:r>
-        <w:rPr>
-          <w:rFonts w:ascii="Charis SIL Italic" w:hAnsi="Charis SIL Italic" w:eastAsia="Charis SIL Italic"/>
-          <w:b w:val="0"/>
-          <w:i w:val="0"/>
-          <w:color w:val="000000"/>
-          <w:sz w:val="24"/>
-        </w:rPr>
-        <w:t>u</w:t>
+        <w:hyperlink r:id="rId50" w:history="1">
+          <w:r>
+            <w:rPr>
+              <w:rStyle w:val="Hyperlink"/>
+            </w:rPr>
+            <w:t>u</w:t>
+          </w:r>
+        </w:hyperlink>
       </w:r>
       <w:r>
         <w:rPr>
